--- a/docs/project_roadmap_blueprint-doc/CareerOs_blueprint_doc.docx
+++ b/docs/project_roadmap_blueprint-doc/CareerOs_blueprint_doc.docx
@@ -104,8 +104,8 @@
         <w:rPr>
           <w:noProof/>
         </w:rPr>
-        <w:pict w14:anchorId="63C5EE71">
-          <v:rect id="Horizontal Line 1" o:spid="_x0000_s1047" alt="" style="width:468pt;height:.1pt;visibility:visible;mso-wrap-style:square;mso-width-percent:0;mso-height-percent:0;mso-left-percent:-10001;mso-top-percent:-10001;mso-position-horizontal:absolute;mso-position-horizontal-relative:char;mso-position-vertical:absolute;mso-position-vertical-relative:line;mso-width-percent:0;mso-height-percent:0;mso-left-percent:-10001;mso-top-percent:-10001;v-text-anchor:top" filled="f">
+        <w:pict w14:anchorId="01DF06E0">
+          <v:rect id="Horizontal Line 1" o:spid="_x0000_s1039" alt="" style="width:468pt;height:.1pt;visibility:visible;mso-wrap-style:square;mso-width-percent:0;mso-height-percent:0;mso-left-percent:-10001;mso-top-percent:-10001;mso-position-horizontal:absolute;mso-position-horizontal-relative:char;mso-position-vertical:absolute;mso-position-vertical-relative:line;mso-width-percent:0;mso-height-percent:0;mso-left-percent:-10001;mso-top-percent:-10001;v-text-anchor:top" filled="f">
             <o:lock v:ext="edit" rotation="t" aspectratio="t" verticies="t" text="t" shapetype="t"/>
             <w10:anchorlock/>
           </v:rect>
@@ -247,8 +247,8 @@
         <w:rPr>
           <w:noProof/>
         </w:rPr>
-        <w:pict w14:anchorId="3DFCA150">
-          <v:rect id="Horizontal Line 2" o:spid="_x0000_s1046" alt="" style="width:468pt;height:.1pt;visibility:visible;mso-wrap-style:square;mso-width-percent:0;mso-height-percent:0;mso-left-percent:-10001;mso-top-percent:-10001;mso-position-horizontal:absolute;mso-position-horizontal-relative:char;mso-position-vertical:absolute;mso-position-vertical-relative:line;mso-width-percent:0;mso-height-percent:0;mso-left-percent:-10001;mso-top-percent:-10001;v-text-anchor:top" filled="f">
+        <w:pict w14:anchorId="6AD68F19">
+          <v:rect id="Horizontal Line 2" o:spid="_x0000_s1038" alt="" style="width:468pt;height:.1pt;visibility:visible;mso-wrap-style:square;mso-width-percent:0;mso-height-percent:0;mso-left-percent:-10001;mso-top-percent:-10001;mso-position-horizontal:absolute;mso-position-horizontal-relative:char;mso-position-vertical:absolute;mso-position-vertical-relative:line;mso-width-percent:0;mso-height-percent:0;mso-left-percent:-10001;mso-top-percent:-10001;v-text-anchor:top" filled="f">
             <o:lock v:ext="edit" rotation="t" aspectratio="t" verticies="t" text="t" shapetype="t"/>
             <w10:anchorlock/>
           </v:rect>
@@ -465,8 +465,8 @@
         <w:rPr>
           <w:noProof/>
         </w:rPr>
-        <w:pict w14:anchorId="5359FA86">
-          <v:rect id="Horizontal Line 3" o:spid="_x0000_s1045" alt="" style="width:468pt;height:.1pt;visibility:visible;mso-wrap-style:square;mso-width-percent:0;mso-height-percent:0;mso-left-percent:-10001;mso-top-percent:-10001;mso-position-horizontal:absolute;mso-position-horizontal-relative:char;mso-position-vertical:absolute;mso-position-vertical-relative:line;mso-width-percent:0;mso-height-percent:0;mso-left-percent:-10001;mso-top-percent:-10001;v-text-anchor:top" filled="f">
+        <w:pict w14:anchorId="31707FB5">
+          <v:rect id="Horizontal Line 3" o:spid="_x0000_s1037" alt="" style="width:468pt;height:.1pt;visibility:visible;mso-wrap-style:square;mso-width-percent:0;mso-height-percent:0;mso-left-percent:-10001;mso-top-percent:-10001;mso-position-horizontal:absolute;mso-position-horizontal-relative:char;mso-position-vertical:absolute;mso-position-vertical-relative:line;mso-width-percent:0;mso-height-percent:0;mso-left-percent:-10001;mso-top-percent:-10001;v-text-anchor:top" filled="f">
             <o:lock v:ext="edit" rotation="t" aspectratio="t" verticies="t" text="t" shapetype="t"/>
             <w10:anchorlock/>
           </v:rect>
@@ -628,8 +628,8 @@
         <w:rPr>
           <w:noProof/>
         </w:rPr>
-        <w:pict w14:anchorId="48C6B4AD">
-          <v:rect id="Horizontal Line 4" o:spid="_x0000_s1044" alt="" style="width:468pt;height:.1pt;visibility:visible;mso-wrap-style:square;mso-width-percent:0;mso-height-percent:0;mso-left-percent:-10001;mso-top-percent:-10001;mso-position-horizontal:absolute;mso-position-horizontal-relative:char;mso-position-vertical:absolute;mso-position-vertical-relative:line;mso-width-percent:0;mso-height-percent:0;mso-left-percent:-10001;mso-top-percent:-10001;v-text-anchor:top" filled="f">
+        <w:pict w14:anchorId="58CAD1BF">
+          <v:rect id="Horizontal Line 4" o:spid="_x0000_s1036" alt="" style="width:468pt;height:.1pt;visibility:visible;mso-wrap-style:square;mso-width-percent:0;mso-height-percent:0;mso-left-percent:-10001;mso-top-percent:-10001;mso-position-horizontal:absolute;mso-position-horizontal-relative:char;mso-position-vertical:absolute;mso-position-vertical-relative:line;mso-width-percent:0;mso-height-percent:0;mso-left-percent:-10001;mso-top-percent:-10001;v-text-anchor:top" filled="f">
             <o:lock v:ext="edit" rotation="t" aspectratio="t" verticies="t" text="t" shapetype="t"/>
             <w10:anchorlock/>
           </v:rect>
@@ -991,8 +991,8 @@
         <w:rPr>
           <w:noProof/>
         </w:rPr>
-        <w:pict w14:anchorId="0FF33581">
-          <v:rect id="Horizontal Line 5" o:spid="_x0000_s1043" alt="" style="width:468pt;height:.1pt;visibility:visible;mso-wrap-style:square;mso-width-percent:0;mso-height-percent:0;mso-left-percent:-10001;mso-top-percent:-10001;mso-position-horizontal:absolute;mso-position-horizontal-relative:char;mso-position-vertical:absolute;mso-position-vertical-relative:line;mso-width-percent:0;mso-height-percent:0;mso-left-percent:-10001;mso-top-percent:-10001;v-text-anchor:top" filled="f">
+        <w:pict w14:anchorId="22372B51">
+          <v:rect id="Horizontal Line 5" o:spid="_x0000_s1035" alt="" style="width:468pt;height:.1pt;visibility:visible;mso-wrap-style:square;mso-width-percent:0;mso-height-percent:0;mso-left-percent:-10001;mso-top-percent:-10001;mso-position-horizontal:absolute;mso-position-horizontal-relative:char;mso-position-vertical:absolute;mso-position-vertical-relative:line;mso-width-percent:0;mso-height-percent:0;mso-left-percent:-10001;mso-top-percent:-10001;v-text-anchor:top" filled="f">
             <o:lock v:ext="edit" rotation="t" aspectratio="t" verticies="t" text="t" shapetype="t"/>
             <w10:anchorlock/>
           </v:rect>
@@ -1328,7 +1328,6 @@
         </w:rPr>
         <w:t xml:space="preserve">a </w:t>
       </w:r>
-      <w:proofErr w:type="gramStart"/>
       <w:r>
         <w:rPr>
           <w:rFonts w:ascii="Times New Roman" w:eastAsia="Times New Roman" w:hAnsi="Times New Roman" w:cs="Times New Roman"/>
@@ -1339,7 +1338,6 @@
         </w:rPr>
         <w:t>Director</w:t>
       </w:r>
-      <w:proofErr w:type="gramEnd"/>
       <w:r>
         <w:rPr>
           <w:rFonts w:ascii="Times New Roman" w:eastAsia="Times New Roman" w:hAnsi="Times New Roman" w:cs="Times New Roman"/>
@@ -1520,8 +1518,8 @@
         <w:rPr>
           <w:noProof/>
         </w:rPr>
-        <w:pict w14:anchorId="12892735">
-          <v:rect id="Horizontal Line 6" o:spid="_x0000_s1042" alt="" style="width:468pt;height:.1pt;visibility:visible;mso-wrap-style:square;mso-width-percent:0;mso-height-percent:0;mso-left-percent:-10001;mso-top-percent:-10001;mso-position-horizontal:absolute;mso-position-horizontal-relative:char;mso-position-vertical:absolute;mso-position-vertical-relative:line;mso-width-percent:0;mso-height-percent:0;mso-left-percent:-10001;mso-top-percent:-10001;v-text-anchor:top" filled="f">
+        <w:pict w14:anchorId="407A247B">
+          <v:rect id="Horizontal Line 6" o:spid="_x0000_s1034" alt="" style="width:468pt;height:.1pt;visibility:visible;mso-wrap-style:square;mso-width-percent:0;mso-height-percent:0;mso-left-percent:-10001;mso-top-percent:-10001;mso-position-horizontal:absolute;mso-position-horizontal-relative:char;mso-position-vertical:absolute;mso-position-vertical-relative:line;mso-width-percent:0;mso-height-percent:0;mso-left-percent:-10001;mso-top-percent:-10001;v-text-anchor:top" filled="f">
             <o:lock v:ext="edit" rotation="t" aspectratio="t" verticies="t" text="t" shapetype="t"/>
             <w10:anchorlock/>
           </v:rect>
@@ -1666,22 +1664,8 @@
           <w:szCs w:val="27"/>
           <w14:ligatures w14:val="none"/>
         </w:rPr>
-        <w:t xml:space="preserve">Why </w:t>
-      </w:r>
-      <w:proofErr w:type="gramStart"/>
-      <w:r>
-        <w:rPr>
-          <w:rFonts w:ascii="Times New Roman" w:eastAsia="Times New Roman" w:hAnsi="Times New Roman" w:cs="Times New Roman"/>
-          <w:b/>
-          <w:bCs/>
-          <w:kern w:val="0"/>
-          <w:sz w:val="27"/>
-          <w:szCs w:val="27"/>
-          <w14:ligatures w14:val="none"/>
-        </w:rPr>
-        <w:t>this matters</w:t>
-      </w:r>
-      <w:proofErr w:type="gramEnd"/>
+        <w:t>Why this matters</w:t>
+      </w:r>
     </w:p>
     <w:p>
       <w:pPr>
@@ -1928,7 +1912,6 @@
           <w14:ligatures w14:val="none"/>
         </w:rPr>
       </w:pPr>
-      <w:proofErr w:type="gramStart"/>
       <w:r>
         <w:rPr>
           <w:rFonts w:ascii="Times New Roman" w:eastAsia="Times New Roman" w:hAnsi="Times New Roman" w:cs="Times New Roman"/>
@@ -1939,7 +1922,6 @@
         </w:rPr>
         <w:t>Open-source</w:t>
       </w:r>
-      <w:proofErr w:type="gramEnd"/>
     </w:p>
     <w:p>
       <w:pPr>
@@ -1994,27 +1976,15 @@
           <w14:ligatures w14:val="none"/>
         </w:rPr>
       </w:pPr>
-      <w:proofErr w:type="gramStart"/>
-      <w:r>
-        <w:rPr>
-          <w:rFonts w:ascii="Times New Roman" w:eastAsia="Times New Roman" w:hAnsi="Times New Roman" w:cs="Times New Roman"/>
-          <w:b/>
-          <w:bCs/>
-          <w:kern w:val="0"/>
-          <w14:ligatures w14:val="none"/>
-        </w:rPr>
-        <w:t>Closed-source</w:t>
-      </w:r>
-      <w:proofErr w:type="gramEnd"/>
-      <w:r>
-        <w:rPr>
-          <w:rFonts w:ascii="Times New Roman" w:eastAsia="Times New Roman" w:hAnsi="Times New Roman" w:cs="Times New Roman"/>
-          <w:b/>
-          <w:bCs/>
-          <w:kern w:val="0"/>
-          <w14:ligatures w14:val="none"/>
-        </w:rPr>
-        <w:t>/optional</w:t>
+      <w:r>
+        <w:rPr>
+          <w:rFonts w:ascii="Times New Roman" w:eastAsia="Times New Roman" w:hAnsi="Times New Roman" w:cs="Times New Roman"/>
+          <w:b/>
+          <w:bCs/>
+          <w:kern w:val="0"/>
+          <w14:ligatures w14:val="none"/>
+        </w:rPr>
+        <w:t>Closed-source/optional</w:t>
       </w:r>
     </w:p>
     <w:p>
@@ -2055,15 +2025,8 @@
           <w:kern w:val="0"/>
         </w:rPr>
         <w:lastRenderedPageBreak/>
-      </w:r>
-      <w:r>
-        <w:rPr>
-          <w:rFonts w:ascii="Times New Roman" w:eastAsia="Times New Roman" w:hAnsi="Times New Roman" w:cs="Times New Roman"/>
-          <w:noProof/>
-          <w:kern w:val="0"/>
-        </w:rPr>
-        <w:pict w14:anchorId="1D33AEB4">
-          <v:rect id="_x0000_i1031" alt="" style="width:468pt;height:.05pt;mso-width-percent:0;mso-height-percent:0;mso-width-percent:0;mso-height-percent:0" o:hralign="center" o:hrstd="t" o:hr="t" fillcolor="#a0a0a0" stroked="f"/>
+        <w:pict w14:anchorId="0E557A21">
+          <v:rect id="_x0000_i1040" alt="" style="width:468pt;height:.05pt;mso-width-percent:0;mso-height-percent:0;mso-width-percent:0;mso-height-percent:0" o:hralign="center" o:hrstd="t" o:hr="t" fillcolor="#a0a0a0" stroked="f"/>
         </w:pict>
       </w:r>
     </w:p>
@@ -2172,22 +2135,8 @@
           <w:szCs w:val="27"/>
           <w14:ligatures w14:val="none"/>
         </w:rPr>
-        <w:t xml:space="preserve">Why </w:t>
-      </w:r>
-      <w:proofErr w:type="gramStart"/>
-      <w:r>
-        <w:rPr>
-          <w:rFonts w:ascii="Times New Roman" w:eastAsia="Times New Roman" w:hAnsi="Times New Roman" w:cs="Times New Roman"/>
-          <w:b/>
-          <w:bCs/>
-          <w:kern w:val="0"/>
-          <w:sz w:val="27"/>
-          <w:szCs w:val="27"/>
-          <w14:ligatures w14:val="none"/>
-        </w:rPr>
-        <w:t>this matters</w:t>
-      </w:r>
-      <w:proofErr w:type="gramEnd"/>
+        <w:t>Why this matters</w:t>
+      </w:r>
     </w:p>
     <w:p>
       <w:pPr>
@@ -2491,7 +2440,6 @@
           <w14:ligatures w14:val="none"/>
         </w:rPr>
       </w:pPr>
-      <w:proofErr w:type="gramStart"/>
       <w:r>
         <w:rPr>
           <w:rFonts w:ascii="Times New Roman" w:eastAsia="Times New Roman" w:hAnsi="Times New Roman" w:cs="Times New Roman"/>
@@ -2502,7 +2450,6 @@
         </w:rPr>
         <w:t>Open-source</w:t>
       </w:r>
-      <w:proofErr w:type="gramEnd"/>
     </w:p>
     <w:p>
       <w:pPr>
@@ -2557,27 +2504,15 @@
           <w14:ligatures w14:val="none"/>
         </w:rPr>
       </w:pPr>
-      <w:proofErr w:type="gramStart"/>
-      <w:r>
-        <w:rPr>
-          <w:rFonts w:ascii="Times New Roman" w:eastAsia="Times New Roman" w:hAnsi="Times New Roman" w:cs="Times New Roman"/>
-          <w:b/>
-          <w:bCs/>
-          <w:kern w:val="0"/>
-          <w14:ligatures w14:val="none"/>
-        </w:rPr>
-        <w:t>Closed-source</w:t>
-      </w:r>
-      <w:proofErr w:type="gramEnd"/>
-      <w:r>
-        <w:rPr>
-          <w:rFonts w:ascii="Times New Roman" w:eastAsia="Times New Roman" w:hAnsi="Times New Roman" w:cs="Times New Roman"/>
-          <w:b/>
-          <w:bCs/>
-          <w:kern w:val="0"/>
-          <w14:ligatures w14:val="none"/>
-        </w:rPr>
-        <w:t>/optional</w:t>
+      <w:r>
+        <w:rPr>
+          <w:rFonts w:ascii="Times New Roman" w:eastAsia="Times New Roman" w:hAnsi="Times New Roman" w:cs="Times New Roman"/>
+          <w:b/>
+          <w:bCs/>
+          <w:kern w:val="0"/>
+          <w14:ligatures w14:val="none"/>
+        </w:rPr>
+        <w:t>Closed-source/optional</w:t>
       </w:r>
     </w:p>
     <w:p>
@@ -2617,15 +2552,8 @@
           <w:noProof/>
           <w:kern w:val="0"/>
         </w:rPr>
-      </w:r>
-      <w:r>
-        <w:rPr>
-          <w:rFonts w:ascii="Times New Roman" w:eastAsia="Times New Roman" w:hAnsi="Times New Roman" w:cs="Times New Roman"/>
-          <w:noProof/>
-          <w:kern w:val="0"/>
-        </w:rPr>
-        <w:pict w14:anchorId="0E714669">
-          <v:rect id="_x0000_i1032" alt="" style="width:468pt;height:.05pt;mso-width-percent:0;mso-height-percent:0;mso-width-percent:0;mso-height-percent:0" o:hralign="center" o:hrstd="t" o:hr="t" fillcolor="#a0a0a0" stroked="f"/>
+        <w:pict w14:anchorId="25178183">
+          <v:rect id="_x0000_i1039" alt="" style="width:468pt;height:.05pt;mso-width-percent:0;mso-height-percent:0;mso-width-percent:0;mso-height-percent:0" o:hralign="center" o:hrstd="t" o:hr="t" fillcolor="#a0a0a0" stroked="f"/>
         </w:pict>
       </w:r>
     </w:p>
@@ -2726,22 +2654,8 @@
           <w:szCs w:val="27"/>
           <w14:ligatures w14:val="none"/>
         </w:rPr>
-        <w:t xml:space="preserve">Why </w:t>
-      </w:r>
-      <w:proofErr w:type="gramStart"/>
-      <w:r>
-        <w:rPr>
-          <w:rFonts w:ascii="Times New Roman" w:eastAsia="Times New Roman" w:hAnsi="Times New Roman" w:cs="Times New Roman"/>
-          <w:b/>
-          <w:bCs/>
-          <w:kern w:val="0"/>
-          <w:sz w:val="27"/>
-          <w:szCs w:val="27"/>
-          <w14:ligatures w14:val="none"/>
-        </w:rPr>
-        <w:t>this matters</w:t>
-      </w:r>
-      <w:proofErr w:type="gramEnd"/>
+        <w:t>Why this matters</w:t>
+      </w:r>
     </w:p>
     <w:p>
       <w:pPr>
@@ -2970,7 +2884,6 @@
           <w14:ligatures w14:val="none"/>
         </w:rPr>
       </w:pPr>
-      <w:proofErr w:type="gramStart"/>
       <w:r>
         <w:rPr>
           <w:rFonts w:ascii="Times New Roman" w:eastAsia="Times New Roman" w:hAnsi="Times New Roman" w:cs="Times New Roman"/>
@@ -2981,7 +2894,6 @@
         </w:rPr>
         <w:t>Open-source</w:t>
       </w:r>
-      <w:proofErr w:type="gramEnd"/>
     </w:p>
     <w:p>
       <w:pPr>
@@ -3228,15 +3140,8 @@
           <w:noProof/>
           <w:kern w:val="0"/>
         </w:rPr>
-      </w:r>
-      <w:r>
-        <w:rPr>
-          <w:rFonts w:ascii="Times New Roman" w:eastAsia="Times New Roman" w:hAnsi="Times New Roman" w:cs="Times New Roman"/>
-          <w:noProof/>
-          <w:kern w:val="0"/>
-        </w:rPr>
-        <w:pict w14:anchorId="6B114E85">
-          <v:rect id="_x0000_i1033" alt="" style="width:468pt;height:.05pt;mso-width-percent:0;mso-height-percent:0;mso-width-percent:0;mso-height-percent:0" o:hralign="center" o:hrstd="t" o:hr="t" fillcolor="#a0a0a0" stroked="f"/>
+        <w:pict w14:anchorId="2865EDA1">
+          <v:rect id="_x0000_i1038" alt="" style="width:468pt;height:.05pt;mso-width-percent:0;mso-height-percent:0;mso-width-percent:0;mso-height-percent:0" o:hralign="center" o:hrstd="t" o:hr="t" fillcolor="#a0a0a0" stroked="f"/>
         </w:pict>
       </w:r>
     </w:p>
@@ -3337,22 +3242,8 @@
           <w:szCs w:val="27"/>
           <w14:ligatures w14:val="none"/>
         </w:rPr>
-        <w:t xml:space="preserve">Why </w:t>
-      </w:r>
-      <w:proofErr w:type="gramStart"/>
-      <w:r>
-        <w:rPr>
-          <w:rFonts w:ascii="Times New Roman" w:eastAsia="Times New Roman" w:hAnsi="Times New Roman" w:cs="Times New Roman"/>
-          <w:b/>
-          <w:bCs/>
-          <w:kern w:val="0"/>
-          <w:sz w:val="27"/>
-          <w:szCs w:val="27"/>
-          <w14:ligatures w14:val="none"/>
-        </w:rPr>
-        <w:t>this matters</w:t>
-      </w:r>
-      <w:proofErr w:type="gramEnd"/>
+        <w:t>Why this matters</w:t>
+      </w:r>
     </w:p>
     <w:p>
       <w:pPr>
@@ -3625,7 +3516,6 @@
           <w14:ligatures w14:val="none"/>
         </w:rPr>
       </w:pPr>
-      <w:proofErr w:type="gramStart"/>
       <w:r>
         <w:rPr>
           <w:rFonts w:ascii="Times New Roman" w:eastAsia="Times New Roman" w:hAnsi="Times New Roman" w:cs="Times New Roman"/>
@@ -3636,7 +3526,6 @@
         </w:rPr>
         <w:t>Open-source</w:t>
       </w:r>
-      <w:proofErr w:type="gramEnd"/>
     </w:p>
     <w:p>
       <w:pPr>
@@ -3783,15 +3672,8 @@
           <w:noProof/>
           <w:kern w:val="0"/>
         </w:rPr>
-      </w:r>
-      <w:r>
-        <w:rPr>
-          <w:rFonts w:ascii="Times New Roman" w:eastAsia="Times New Roman" w:hAnsi="Times New Roman" w:cs="Times New Roman"/>
-          <w:noProof/>
-          <w:kern w:val="0"/>
-        </w:rPr>
-        <w:pict w14:anchorId="65EDF812">
-          <v:rect id="_x0000_i1034" alt="" style="width:468pt;height:.05pt;mso-width-percent:0;mso-height-percent:0;mso-width-percent:0;mso-height-percent:0" o:hralign="center" o:hrstd="t" o:hr="t" fillcolor="#a0a0a0" stroked="f"/>
+        <w:pict w14:anchorId="6FC85C32">
+          <v:rect id="_x0000_i1037" alt="" style="width:468pt;height:.05pt;mso-width-percent:0;mso-height-percent:0;mso-width-percent:0;mso-height-percent:0" o:hralign="center" o:hrstd="t" o:hr="t" fillcolor="#a0a0a0" stroked="f"/>
         </w:pict>
       </w:r>
     </w:p>
@@ -3958,22 +3840,8 @@
           <w14:ligatures w14:val="none"/>
         </w:rPr>
         <w:lastRenderedPageBreak/>
-        <w:t xml:space="preserve">Why </w:t>
-      </w:r>
-      <w:proofErr w:type="gramStart"/>
-      <w:r>
-        <w:rPr>
-          <w:rFonts w:ascii="Times New Roman" w:eastAsia="Times New Roman" w:hAnsi="Times New Roman" w:cs="Times New Roman"/>
-          <w:b/>
-          <w:bCs/>
-          <w:kern w:val="0"/>
-          <w:sz w:val="27"/>
-          <w:szCs w:val="27"/>
-          <w14:ligatures w14:val="none"/>
-        </w:rPr>
-        <w:t>this matters</w:t>
-      </w:r>
-      <w:proofErr w:type="gramEnd"/>
+        <w:t>Why this matters</w:t>
+      </w:r>
     </w:p>
     <w:p>
       <w:pPr>
@@ -4166,7 +4034,6 @@
           <w14:ligatures w14:val="none"/>
         </w:rPr>
       </w:pPr>
-      <w:proofErr w:type="gramStart"/>
       <w:r>
         <w:rPr>
           <w:rFonts w:ascii="Times New Roman" w:eastAsia="Times New Roman" w:hAnsi="Times New Roman" w:cs="Times New Roman"/>
@@ -4177,7 +4044,6 @@
         </w:rPr>
         <w:t>Open-source</w:t>
       </w:r>
-      <w:proofErr w:type="gramEnd"/>
     </w:p>
     <w:p>
       <w:pPr>
@@ -4302,15 +4168,8 @@
           <w:noProof/>
           <w:kern w:val="0"/>
         </w:rPr>
-      </w:r>
-      <w:r>
-        <w:rPr>
-          <w:rFonts w:ascii="Times New Roman" w:eastAsia="Times New Roman" w:hAnsi="Times New Roman" w:cs="Times New Roman"/>
-          <w:noProof/>
-          <w:kern w:val="0"/>
-        </w:rPr>
-        <w:pict w14:anchorId="0841BFE2">
-          <v:rect id="_x0000_i1035" alt="" style="width:468pt;height:.05pt;mso-width-percent:0;mso-height-percent:0;mso-width-percent:0;mso-height-percent:0" o:hralign="center" o:hrstd="t" o:hr="t" fillcolor="#a0a0a0" stroked="f"/>
+        <w:pict w14:anchorId="466C8C02">
+          <v:rect id="_x0000_i1036" alt="" style="width:468pt;height:.05pt;mso-width-percent:0;mso-height-percent:0;mso-width-percent:0;mso-height-percent:0" o:hralign="center" o:hrstd="t" o:hr="t" fillcolor="#a0a0a0" stroked="f"/>
         </w:pict>
       </w:r>
     </w:p>
@@ -4410,57 +4269,25 @@
           <w:szCs w:val="27"/>
           <w14:ligatures w14:val="none"/>
         </w:rPr>
-        <w:t xml:space="preserve">Why </w:t>
-      </w:r>
-      <w:proofErr w:type="gramStart"/>
-      <w:r>
-        <w:rPr>
-          <w:rFonts w:ascii="Times New Roman" w:eastAsia="Times New Roman" w:hAnsi="Times New Roman" w:cs="Times New Roman"/>
-          <w:b/>
-          <w:bCs/>
-          <w:kern w:val="0"/>
-          <w:sz w:val="27"/>
-          <w:szCs w:val="27"/>
-          <w14:ligatures w14:val="none"/>
-        </w:rPr>
-        <w:t>this matters</w:t>
-      </w:r>
-      <w:proofErr w:type="gramEnd"/>
-    </w:p>
-    <w:p>
-      <w:pPr>
-        <w:spacing w:before="100" w:beforeAutospacing="1" w:after="100" w:afterAutospacing="1" w:line="240" w:lineRule="auto"/>
-        <w:rPr>
-          <w:rFonts w:ascii="Times New Roman" w:eastAsia="Times New Roman" w:hAnsi="Times New Roman" w:cs="Times New Roman"/>
-          <w:kern w:val="0"/>
-          <w14:ligatures w14:val="none"/>
-        </w:rPr>
-      </w:pPr>
-      <w:r>
-        <w:rPr>
-          <w:rFonts w:ascii="Times New Roman" w:eastAsia="Times New Roman" w:hAnsi="Times New Roman" w:cs="Times New Roman"/>
-          <w:kern w:val="0"/>
-          <w14:ligatures w14:val="none"/>
-        </w:rPr>
-        <w:t xml:space="preserve">Career decisions are personal and </w:t>
-      </w:r>
-      <w:proofErr w:type="gramStart"/>
-      <w:r>
-        <w:rPr>
-          <w:rFonts w:ascii="Times New Roman" w:eastAsia="Times New Roman" w:hAnsi="Times New Roman" w:cs="Times New Roman"/>
-          <w:kern w:val="0"/>
-          <w14:ligatures w14:val="none"/>
-        </w:rPr>
-        <w:t>high-stakes</w:t>
-      </w:r>
-      <w:proofErr w:type="gramEnd"/>
-      <w:r>
-        <w:rPr>
-          <w:rFonts w:ascii="Times New Roman" w:eastAsia="Times New Roman" w:hAnsi="Times New Roman" w:cs="Times New Roman"/>
-          <w:kern w:val="0"/>
-          <w14:ligatures w14:val="none"/>
-        </w:rPr>
-        <w:t>. The system must not act blindly.</w:t>
+        <w:t>Why this matters</w:t>
+      </w:r>
+    </w:p>
+    <w:p>
+      <w:pPr>
+        <w:spacing w:before="100" w:beforeAutospacing="1" w:after="100" w:afterAutospacing="1" w:line="240" w:lineRule="auto"/>
+        <w:rPr>
+          <w:rFonts w:ascii="Times New Roman" w:eastAsia="Times New Roman" w:hAnsi="Times New Roman" w:cs="Times New Roman"/>
+          <w:kern w:val="0"/>
+          <w14:ligatures w14:val="none"/>
+        </w:rPr>
+      </w:pPr>
+      <w:r>
+        <w:rPr>
+          <w:rFonts w:ascii="Times New Roman" w:eastAsia="Times New Roman" w:hAnsi="Times New Roman" w:cs="Times New Roman"/>
+          <w:kern w:val="0"/>
+          <w14:ligatures w14:val="none"/>
+        </w:rPr>
+        <w:t>Career decisions are personal and high-stakes. The system must not act blindly.</w:t>
       </w:r>
     </w:p>
     <w:p>
@@ -4850,7 +4677,6 @@
           <w14:ligatures w14:val="none"/>
         </w:rPr>
       </w:pPr>
-      <w:proofErr w:type="gramStart"/>
       <w:r>
         <w:rPr>
           <w:rFonts w:ascii="Times New Roman" w:eastAsia="Times New Roman" w:hAnsi="Times New Roman" w:cs="Times New Roman"/>
@@ -4861,7 +4687,6 @@
         </w:rPr>
         <w:t>Open-source</w:t>
       </w:r>
-      <w:proofErr w:type="gramEnd"/>
     </w:p>
     <w:p>
       <w:pPr>
@@ -4916,7 +4741,6 @@
           <w14:ligatures w14:val="none"/>
         </w:rPr>
       </w:pPr>
-      <w:proofErr w:type="gramStart"/>
       <w:r>
         <w:rPr>
           <w:rFonts w:ascii="Times New Roman" w:eastAsia="Times New Roman" w:hAnsi="Times New Roman" w:cs="Times New Roman"/>
@@ -4927,7 +4751,6 @@
         </w:rPr>
         <w:t>Closed-source</w:t>
       </w:r>
-      <w:proofErr w:type="gramEnd"/>
     </w:p>
     <w:p>
       <w:pPr>
@@ -4966,15 +4789,8 @@
           <w:noProof/>
           <w:kern w:val="0"/>
         </w:rPr>
-      </w:r>
-      <w:r>
-        <w:rPr>
-          <w:rFonts w:ascii="Times New Roman" w:eastAsia="Times New Roman" w:hAnsi="Times New Roman" w:cs="Times New Roman"/>
-          <w:noProof/>
-          <w:kern w:val="0"/>
-        </w:rPr>
-        <w:pict w14:anchorId="1B27E632">
-          <v:rect id="_x0000_i1036" alt="" style="width:468pt;height:.05pt;mso-width-percent:0;mso-height-percent:0;mso-width-percent:0;mso-height-percent:0" o:hralign="center" o:hrstd="t" o:hr="t" fillcolor="#a0a0a0" stroked="f"/>
+        <w:pict w14:anchorId="4A39E1D2">
+          <v:rect id="_x0000_i1035" alt="" style="width:468pt;height:.05pt;mso-width-percent:0;mso-height-percent:0;mso-width-percent:0;mso-height-percent:0" o:hralign="center" o:hrstd="t" o:hr="t" fillcolor="#a0a0a0" stroked="f"/>
         </w:pict>
       </w:r>
     </w:p>
@@ -5074,22 +4890,8 @@
           <w:szCs w:val="27"/>
           <w14:ligatures w14:val="none"/>
         </w:rPr>
-        <w:t xml:space="preserve">Why </w:t>
-      </w:r>
-      <w:proofErr w:type="gramStart"/>
-      <w:r>
-        <w:rPr>
-          <w:rFonts w:ascii="Times New Roman" w:eastAsia="Times New Roman" w:hAnsi="Times New Roman" w:cs="Times New Roman"/>
-          <w:b/>
-          <w:bCs/>
-          <w:kern w:val="0"/>
-          <w:sz w:val="27"/>
-          <w:szCs w:val="27"/>
-          <w14:ligatures w14:val="none"/>
-        </w:rPr>
-        <w:t>this matters</w:t>
-      </w:r>
-      <w:proofErr w:type="gramEnd"/>
+        <w:t>Why this matters</w:t>
+      </w:r>
     </w:p>
     <w:p>
       <w:pPr>
@@ -5325,7 +5127,6 @@
           <w14:ligatures w14:val="none"/>
         </w:rPr>
       </w:pPr>
-      <w:proofErr w:type="gramStart"/>
       <w:r>
         <w:rPr>
           <w:rFonts w:ascii="Times New Roman" w:eastAsia="Times New Roman" w:hAnsi="Times New Roman" w:cs="Times New Roman"/>
@@ -5336,7 +5137,6 @@
         </w:rPr>
         <w:t>Open-source</w:t>
       </w:r>
-      <w:proofErr w:type="gramEnd"/>
     </w:p>
     <w:p>
       <w:pPr>
@@ -5483,15 +5283,8 @@
           <w:noProof/>
           <w:kern w:val="0"/>
         </w:rPr>
-      </w:r>
-      <w:r>
-        <w:rPr>
-          <w:rFonts w:ascii="Times New Roman" w:eastAsia="Times New Roman" w:hAnsi="Times New Roman" w:cs="Times New Roman"/>
-          <w:noProof/>
-          <w:kern w:val="0"/>
-        </w:rPr>
-        <w:pict w14:anchorId="31DDA700">
-          <v:rect id="_x0000_i1037" alt="" style="width:468pt;height:.05pt;mso-width-percent:0;mso-height-percent:0;mso-width-percent:0;mso-height-percent:0" o:hralign="center" o:hrstd="t" o:hr="t" fillcolor="#a0a0a0" stroked="f"/>
+        <w:pict w14:anchorId="37743D4F">
+          <v:rect id="_x0000_i1034" alt="" style="width:468pt;height:.05pt;mso-width-percent:0;mso-height-percent:0;mso-width-percent:0;mso-height-percent:0" o:hralign="center" o:hrstd="t" o:hr="t" fillcolor="#a0a0a0" stroked="f"/>
         </w:pict>
       </w:r>
     </w:p>
@@ -5591,22 +5384,8 @@
           <w:szCs w:val="27"/>
           <w14:ligatures w14:val="none"/>
         </w:rPr>
-        <w:t xml:space="preserve">Why </w:t>
-      </w:r>
-      <w:proofErr w:type="gramStart"/>
-      <w:r>
-        <w:rPr>
-          <w:rFonts w:ascii="Times New Roman" w:eastAsia="Times New Roman" w:hAnsi="Times New Roman" w:cs="Times New Roman"/>
-          <w:b/>
-          <w:bCs/>
-          <w:kern w:val="0"/>
-          <w:sz w:val="27"/>
-          <w:szCs w:val="27"/>
-          <w14:ligatures w14:val="none"/>
-        </w:rPr>
-        <w:t>this matters</w:t>
-      </w:r>
-      <w:proofErr w:type="gramEnd"/>
+        <w:t>Why this matters</w:t>
+      </w:r>
     </w:p>
     <w:p>
       <w:pPr>
@@ -5970,7 +5749,6 @@
           <w14:ligatures w14:val="none"/>
         </w:rPr>
       </w:pPr>
-      <w:proofErr w:type="gramStart"/>
       <w:r>
         <w:rPr>
           <w:rFonts w:ascii="Times New Roman" w:eastAsia="Times New Roman" w:hAnsi="Times New Roman" w:cs="Times New Roman"/>
@@ -5981,7 +5759,6 @@
         </w:rPr>
         <w:t>Open-source</w:t>
       </w:r>
-      <w:proofErr w:type="gramEnd"/>
     </w:p>
     <w:p>
       <w:pPr>
@@ -6064,15 +5841,8 @@
           <w:noProof/>
           <w:kern w:val="0"/>
         </w:rPr>
-      </w:r>
-      <w:r>
-        <w:rPr>
-          <w:rFonts w:ascii="Times New Roman" w:eastAsia="Times New Roman" w:hAnsi="Times New Roman" w:cs="Times New Roman"/>
-          <w:noProof/>
-          <w:kern w:val="0"/>
-        </w:rPr>
-        <w:pict w14:anchorId="038132DD">
-          <v:rect id="_x0000_i1038" alt="" style="width:468pt;height:.05pt;mso-width-percent:0;mso-height-percent:0;mso-width-percent:0;mso-height-percent:0" o:hralign="center" o:hrstd="t" o:hr="t" fillcolor="#a0a0a0" stroked="f"/>
+        <w:pict w14:anchorId="04D59E74">
+          <v:rect id="_x0000_i1033" alt="" style="width:468pt;height:.05pt;mso-width-percent:0;mso-height-percent:0;mso-width-percent:0;mso-height-percent:0" o:hralign="center" o:hrstd="t" o:hr="t" fillcolor="#a0a0a0" stroked="f"/>
         </w:pict>
       </w:r>
     </w:p>
@@ -6189,18 +5959,8 @@
           <w:kern w:val="0"/>
           <w14:ligatures w14:val="none"/>
         </w:rPr>
-        <w:t xml:space="preserve">drafts </w:t>
-      </w:r>
-      <w:proofErr w:type="gramStart"/>
-      <w:r>
-        <w:rPr>
-          <w:rFonts w:ascii="Times New Roman" w:eastAsia="Times New Roman" w:hAnsi="Times New Roman" w:cs="Times New Roman"/>
-          <w:kern w:val="0"/>
-          <w14:ligatures w14:val="none"/>
-        </w:rPr>
-        <w:t>replies</w:t>
-      </w:r>
-      <w:proofErr w:type="gramEnd"/>
+        <w:t>drafts replies</w:t>
+      </w:r>
     </w:p>
     <w:p>
       <w:pPr>
@@ -6248,22 +6008,8 @@
           <w:szCs w:val="27"/>
           <w14:ligatures w14:val="none"/>
         </w:rPr>
-        <w:t xml:space="preserve">Why </w:t>
-      </w:r>
-      <w:proofErr w:type="gramStart"/>
-      <w:r>
-        <w:rPr>
-          <w:rFonts w:ascii="Times New Roman" w:eastAsia="Times New Roman" w:hAnsi="Times New Roman" w:cs="Times New Roman"/>
-          <w:b/>
-          <w:bCs/>
-          <w:kern w:val="0"/>
-          <w:sz w:val="27"/>
-          <w:szCs w:val="27"/>
-          <w14:ligatures w14:val="none"/>
-        </w:rPr>
-        <w:t>this matters</w:t>
-      </w:r>
-      <w:proofErr w:type="gramEnd"/>
+        <w:t>Why this matters</w:t>
+      </w:r>
     </w:p>
     <w:p>
       <w:pPr>
@@ -6478,7 +6224,6 @@
           <w14:ligatures w14:val="none"/>
         </w:rPr>
       </w:pPr>
-      <w:proofErr w:type="gramStart"/>
       <w:r>
         <w:rPr>
           <w:rFonts w:ascii="Times New Roman" w:eastAsia="Times New Roman" w:hAnsi="Times New Roman" w:cs="Times New Roman"/>
@@ -6489,7 +6234,6 @@
         </w:rPr>
         <w:t>Open-source</w:t>
       </w:r>
-      <w:proofErr w:type="gramEnd"/>
     </w:p>
     <w:p>
       <w:pPr>
@@ -6640,7 +6384,7 @@
         <w:rPr>
           <w:noProof/>
         </w:rPr>
-        <w:pict w14:anchorId="72FF70D0">
+        <w:pict w14:anchorId="17C596C4">
           <v:rect id="Horizontal Line 31" o:spid="_x0000_s1033" alt="" style="width:468pt;height:.1pt;visibility:visible;mso-wrap-style:square;mso-width-percent:0;mso-height-percent:0;mso-left-percent:-10001;mso-top-percent:-10001;mso-position-horizontal:absolute;mso-position-horizontal-relative:char;mso-position-vertical:absolute;mso-position-vertical-relative:line;mso-width-percent:0;mso-height-percent:0;mso-left-percent:-10001;mso-top-percent:-10001;v-text-anchor:top" filled="f">
             <o:lock v:ext="edit" rotation="t" aspectratio="t" verticies="t" text="t" shapetype="t"/>
             <w10:anchorlock/>
@@ -6744,22 +6488,8 @@
           <w:szCs w:val="27"/>
           <w14:ligatures w14:val="none"/>
         </w:rPr>
-        <w:t xml:space="preserve">Why </w:t>
-      </w:r>
-      <w:proofErr w:type="gramStart"/>
-      <w:r>
-        <w:rPr>
-          <w:rFonts w:ascii="Times New Roman" w:eastAsia="Times New Roman" w:hAnsi="Times New Roman" w:cs="Times New Roman"/>
-          <w:b/>
-          <w:bCs/>
-          <w:kern w:val="0"/>
-          <w:sz w:val="27"/>
-          <w:szCs w:val="27"/>
-          <w14:ligatures w14:val="none"/>
-        </w:rPr>
-        <w:t>this matters</w:t>
-      </w:r>
-      <w:proofErr w:type="gramEnd"/>
+        <w:t>Why this matters</w:t>
+      </w:r>
     </w:p>
     <w:p>
       <w:pPr>
@@ -7098,7 +6828,6 @@
           <w14:ligatures w14:val="none"/>
         </w:rPr>
       </w:pPr>
-      <w:proofErr w:type="gramStart"/>
       <w:r>
         <w:rPr>
           <w:rFonts w:ascii="Times New Roman" w:eastAsia="Times New Roman" w:hAnsi="Times New Roman" w:cs="Times New Roman"/>
@@ -7109,7 +6838,6 @@
         </w:rPr>
         <w:t>Open-source</w:t>
       </w:r>
-      <w:proofErr w:type="gramEnd"/>
     </w:p>
     <w:p>
       <w:pPr>
@@ -7186,7 +6914,6 @@
           <w14:ligatures w14:val="none"/>
         </w:rPr>
       </w:pPr>
-      <w:proofErr w:type="gramStart"/>
       <w:r>
         <w:rPr>
           <w:rFonts w:ascii="Times New Roman" w:eastAsia="Times New Roman" w:hAnsi="Times New Roman" w:cs="Times New Roman"/>
@@ -7197,7 +6924,6 @@
         </w:rPr>
         <w:t>Closed-source</w:t>
       </w:r>
-      <w:proofErr w:type="gramEnd"/>
     </w:p>
     <w:p>
       <w:pPr>
@@ -7240,7 +6966,7 @@
         <w:rPr>
           <w:noProof/>
         </w:rPr>
-        <w:pict w14:anchorId="784E9C78">
+        <w:pict w14:anchorId="6AB0BB29">
           <v:rect id="Horizontal Line 32" o:spid="_x0000_s1032" alt="" style="width:468pt;height:.1pt;visibility:visible;mso-wrap-style:square;mso-width-percent:0;mso-height-percent:0;mso-left-percent:-10001;mso-top-percent:-10001;mso-position-horizontal:absolute;mso-position-horizontal-relative:char;mso-position-vertical:absolute;mso-position-vertical-relative:line;mso-width-percent:0;mso-height-percent:0;mso-left-percent:-10001;mso-top-percent:-10001;v-text-anchor:top" filled="f">
             <o:lock v:ext="edit" rotation="t" aspectratio="t" verticies="t" text="t" shapetype="t"/>
             <w10:anchorlock/>
@@ -7344,22 +7070,8 @@
           <w:szCs w:val="27"/>
           <w14:ligatures w14:val="none"/>
         </w:rPr>
-        <w:t xml:space="preserve">Why </w:t>
-      </w:r>
-      <w:proofErr w:type="gramStart"/>
-      <w:r>
-        <w:rPr>
-          <w:rFonts w:ascii="Times New Roman" w:eastAsia="Times New Roman" w:hAnsi="Times New Roman" w:cs="Times New Roman"/>
-          <w:b/>
-          <w:bCs/>
-          <w:kern w:val="0"/>
-          <w:sz w:val="27"/>
-          <w:szCs w:val="27"/>
-          <w14:ligatures w14:val="none"/>
-        </w:rPr>
-        <w:t>this matters</w:t>
-      </w:r>
-      <w:proofErr w:type="gramEnd"/>
+        <w:t>Why this matters</w:t>
+      </w:r>
     </w:p>
     <w:p>
       <w:pPr>
@@ -7570,7 +7282,6 @@
           <w14:ligatures w14:val="none"/>
         </w:rPr>
       </w:pPr>
-      <w:proofErr w:type="gramStart"/>
       <w:r>
         <w:rPr>
           <w:rFonts w:ascii="Times New Roman" w:eastAsia="Times New Roman" w:hAnsi="Times New Roman" w:cs="Times New Roman"/>
@@ -7581,7 +7292,6 @@
         </w:rPr>
         <w:t>Open-source</w:t>
       </w:r>
-      <w:proofErr w:type="gramEnd"/>
     </w:p>
     <w:p>
       <w:pPr>
@@ -7658,7 +7368,6 @@
           <w14:ligatures w14:val="none"/>
         </w:rPr>
       </w:pPr>
-      <w:proofErr w:type="gramStart"/>
       <w:r>
         <w:rPr>
           <w:rFonts w:ascii="Times New Roman" w:eastAsia="Times New Roman" w:hAnsi="Times New Roman" w:cs="Times New Roman"/>
@@ -7669,7 +7378,6 @@
         </w:rPr>
         <w:t>Closed-source</w:t>
       </w:r>
-      <w:proofErr w:type="gramEnd"/>
     </w:p>
     <w:p>
       <w:pPr>
@@ -7711,7 +7419,7 @@
         <w:rPr>
           <w:noProof/>
         </w:rPr>
-        <w:pict w14:anchorId="53A74AE0">
+        <w:pict w14:anchorId="3C7B17EF">
           <v:rect id="Horizontal Line 33" o:spid="_x0000_s1031" alt="" style="width:468pt;height:.1pt;visibility:visible;mso-wrap-style:square;mso-width-percent:0;mso-height-percent:0;mso-left-percent:-10001;mso-top-percent:-10001;mso-position-horizontal:absolute;mso-position-horizontal-relative:char;mso-position-vertical:absolute;mso-position-vertical-relative:line;mso-width-percent:0;mso-height-percent:0;mso-left-percent:-10001;mso-top-percent:-10001;v-text-anchor:top" filled="f">
             <o:lock v:ext="edit" rotation="t" aspectratio="t" verticies="t" text="t" shapetype="t"/>
             <w10:anchorlock/>
@@ -7944,7 +7652,7 @@
         <w:rPr>
           <w:noProof/>
         </w:rPr>
-        <w:pict w14:anchorId="7D901FB7">
+        <w:pict w14:anchorId="60C3D98B">
           <v:rect id="Horizontal Line 7" o:spid="_x0000_s1030" alt="" style="width:468pt;height:.1pt;visibility:visible;mso-wrap-style:square;mso-width-percent:0;mso-height-percent:0;mso-left-percent:-10001;mso-top-percent:-10001;mso-position-horizontal:absolute;mso-position-horizontal-relative:char;mso-position-vertical:absolute;mso-position-vertical-relative:line;mso-width-percent:0;mso-height-percent:0;mso-left-percent:-10001;mso-top-percent:-10001;v-text-anchor:top" filled="f">
             <o:lock v:ext="edit" rotation="t" aspectratio="t" verticies="t" text="t" shapetype="t"/>
             <w10:anchorlock/>
@@ -8202,7 +7910,7 @@
         <w:rPr>
           <w:noProof/>
         </w:rPr>
-        <w:pict w14:anchorId="6A9BA10B">
+        <w:pict w14:anchorId="728E22BF">
           <v:rect id="Horizontal Line 8" o:spid="_x0000_s1029" alt="" style="width:468pt;height:.1pt;visibility:visible;mso-wrap-style:square;mso-width-percent:0;mso-height-percent:0;mso-left-percent:-10001;mso-top-percent:-10001;mso-position-horizontal:absolute;mso-position-horizontal-relative:char;mso-position-vertical:absolute;mso-position-vertical-relative:line;mso-width-percent:0;mso-height-percent:0;mso-left-percent:-10001;mso-top-percent:-10001;v-text-anchor:top" filled="f">
             <o:lock v:ext="edit" rotation="t" aspectratio="t" verticies="t" text="t" shapetype="t"/>
             <w10:anchorlock/>
@@ -8401,7 +8109,7 @@
         <w:rPr>
           <w:noProof/>
         </w:rPr>
-        <w:pict w14:anchorId="6D3C429F">
+        <w:pict w14:anchorId="3EF91DA9">
           <v:rect id="Horizontal Line 9" o:spid="_x0000_s1028" alt="" style="width:468pt;height:.1pt;visibility:visible;mso-wrap-style:square;mso-width-percent:0;mso-height-percent:0;mso-left-percent:-10001;mso-top-percent:-10001;mso-position-horizontal:absolute;mso-position-horizontal-relative:char;mso-position-vertical:absolute;mso-position-vertical-relative:line;mso-width-percent:0;mso-height-percent:0;mso-left-percent:-10001;mso-top-percent:-10001;v-text-anchor:top" filled="f">
             <o:lock v:ext="edit" rotation="t" aspectratio="t" verticies="t" text="t" shapetype="t"/>
             <w10:anchorlock/>
@@ -8573,13 +8281,12 @@
         <w:rPr>
           <w:noProof/>
         </w:rPr>
-        <w:lastRenderedPageBreak/>
       </w:r>
       <w:r>
         <w:rPr>
           <w:noProof/>
         </w:rPr>
-        <w:pict w14:anchorId="373DAB9D">
+        <w:pict w14:anchorId="4273971D">
           <v:rect id="Horizontal Line 10" o:spid="_x0000_s1027" alt="" style="width:468pt;height:.1pt;visibility:visible;mso-wrap-style:square;mso-width-percent:0;mso-height-percent:0;mso-left-percent:-10001;mso-top-percent:-10001;mso-position-horizontal:absolute;mso-position-horizontal-relative:char;mso-position-vertical:absolute;mso-position-vertical-relative:line;mso-width-percent:0;mso-height-percent:0;mso-left-percent:-10001;mso-top-percent:-10001;v-text-anchor:top" filled="f">
             <o:lock v:ext="edit" rotation="t" aspectratio="t" verticies="t" text="t" shapetype="t"/>
             <w10:anchorlock/>
@@ -8774,7 +8481,7 @@
         <w:rPr>
           <w:noProof/>
         </w:rPr>
-        <w:pict w14:anchorId="107D089C">
+        <w:pict w14:anchorId="5FBFFFE3">
           <v:rect id="Horizontal Line 11" o:spid="_x0000_s1026" alt="" style="width:468pt;height:.1pt;visibility:visible;mso-wrap-style:square;mso-width-percent:0;mso-height-percent:0;mso-left-percent:-10001;mso-top-percent:-10001;mso-position-horizontal:absolute;mso-position-horizontal-relative:char;mso-position-vertical:absolute;mso-position-vertical-relative:line;mso-width-percent:0;mso-height-percent:0;mso-left-percent:-10001;mso-top-percent:-10001;v-text-anchor:top" filled="f">
             <o:lock v:ext="edit" rotation="t" aspectratio="t" verticies="t" text="t" shapetype="t"/>
             <w10:anchorlock/>
